--- a/Files/06 - Yom Tov/14 - Simchas Torah/5786/Simchas Torah (2)/Simchas Torah 5786 (2).docx
+++ b/Files/06 - Yom Tov/14 - Simchas Torah/5786/Simchas Torah (2)/Simchas Torah 5786 (2).docx
@@ -80,7 +80,19 @@
         <w:rPr>
           <w:rFonts w:ascii="Times New Roman" w:hAnsi="Times New Roman" w:cs="Times New Roman"/>
         </w:rPr>
-        <w:t>, a beautiful story which I</w:t>
+        <w:t>, a beautiful story</w:t>
+      </w:r>
+      <w:r>
+        <w:rPr>
+          <w:rFonts w:ascii="Times New Roman" w:hAnsi="Times New Roman" w:cs="Times New Roman"/>
+        </w:rPr>
+        <w:t xml:space="preserve"> from Rav </w:t>
+      </w:r>
+      <w:r>
+        <w:rPr>
+          <w:rFonts w:ascii="Times New Roman" w:hAnsi="Times New Roman" w:cs="Times New Roman"/>
+        </w:rPr>
+        <w:t>Kormornick</w:t>
       </w:r>
       <w:r>
         <w:rPr>
@@ -92,13 +104,7 @@
         <w:rPr>
           <w:rFonts w:ascii="Times New Roman" w:hAnsi="Times New Roman" w:cs="Times New Roman"/>
         </w:rPr>
-        <w:t xml:space="preserve">m sure you will appreciate. This is from Rav </w:t>
-      </w:r>
-      <w:r>
-        <w:rPr>
-          <w:rFonts w:ascii="Times New Roman" w:hAnsi="Times New Roman" w:cs="Times New Roman"/>
-        </w:rPr>
-        <w:t xml:space="preserve">Kormornick’s </w:t>
+        <w:t xml:space="preserve">s </w:t>
       </w:r>
       <w:r>
         <w:rPr>
@@ -146,7 +152,13 @@
         <w:rPr>
           <w:rFonts w:ascii="Times New Roman" w:hAnsi="Times New Roman" w:cs="Times New Roman"/>
         </w:rPr>
-        <w:t>rav</w:t>
+        <w:t>R</w:t>
+      </w:r>
+      <w:r>
+        <w:rPr>
+          <w:rFonts w:ascii="Times New Roman" w:hAnsi="Times New Roman" w:cs="Times New Roman"/>
+        </w:rPr>
+        <w:t>av</w:t>
       </w:r>
       <w:r>
         <w:rPr>
@@ -215,7 +227,19 @@
         <w:rPr>
           <w:rFonts w:ascii="Times New Roman" w:hAnsi="Times New Roman" w:cs="Times New Roman"/>
         </w:rPr>
-        <w:t xml:space="preserve"> obvious on their face. This sight distressed him because he knew that these boys had never received a Torah education because they came from extremely poor families. Their days were spent working in order to put food on their family table. </w:t>
+        <w:t xml:space="preserve"> obvious on their face</w:t>
+      </w:r>
+      <w:r>
+        <w:rPr>
+          <w:rFonts w:ascii="Times New Roman" w:hAnsi="Times New Roman" w:cs="Times New Roman"/>
+        </w:rPr>
+        <w:t>s</w:t>
+      </w:r>
+      <w:r>
+        <w:rPr>
+          <w:rFonts w:ascii="Times New Roman" w:hAnsi="Times New Roman" w:cs="Times New Roman"/>
+        </w:rPr>
+        <w:t xml:space="preserve">. This sight distressed him because he knew that these boys had never received a Torah education because they came from extremely poor families. Their days were spent working in order to put food on their family table. </w:t>
       </w:r>
       <w:r>
         <w:rPr>
@@ -239,7 +263,19 @@
         <w:rPr>
           <w:rFonts w:ascii="Times New Roman" w:hAnsi="Times New Roman" w:cs="Times New Roman"/>
         </w:rPr>
-        <w:t>ll say it again, we don</w:t>
+        <w:t>ll say it again</w:t>
+      </w:r>
+      <w:r>
+        <w:rPr>
+          <w:rFonts w:ascii="Times New Roman" w:hAnsi="Times New Roman" w:cs="Times New Roman"/>
+        </w:rPr>
+        <w:t>:</w:t>
+      </w:r>
+      <w:r>
+        <w:rPr>
+          <w:rFonts w:ascii="Times New Roman" w:hAnsi="Times New Roman" w:cs="Times New Roman"/>
+        </w:rPr>
+        <w:t xml:space="preserve"> we don</w:t>
       </w:r>
       <w:r>
         <w:rPr>
@@ -276,7 +312,31 @@
         <w:rPr>
           <w:rFonts w:ascii="Times New Roman" w:hAnsi="Times New Roman" w:cs="Times New Roman"/>
         </w:rPr>
-        <w:t xml:space="preserve"> education for granted. We take our parents able t</w:t>
+        <w:t xml:space="preserve"> education for granted. We take our parents</w:t>
+      </w:r>
+      <w:r>
+        <w:rPr>
+          <w:rFonts w:ascii="Times New Roman" w:hAnsi="Times New Roman" w:cs="Times New Roman"/>
+        </w:rPr>
+        <w:t>’</w:t>
+      </w:r>
+      <w:r>
+        <w:rPr>
+          <w:rFonts w:ascii="Times New Roman" w:hAnsi="Times New Roman" w:cs="Times New Roman"/>
+        </w:rPr>
+        <w:t xml:space="preserve"> </w:t>
+      </w:r>
+      <w:r>
+        <w:rPr>
+          <w:rFonts w:ascii="Times New Roman" w:hAnsi="Times New Roman" w:cs="Times New Roman"/>
+        </w:rPr>
+        <w:t>ability</w:t>
+      </w:r>
+      <w:r>
+        <w:rPr>
+          <w:rFonts w:ascii="Times New Roman" w:hAnsi="Times New Roman" w:cs="Times New Roman"/>
+        </w:rPr>
+        <w:t xml:space="preserve"> t</w:t>
       </w:r>
       <w:r>
         <w:rPr>
@@ -379,7 +439,13 @@
         <w:rPr>
           <w:rFonts w:ascii="Times New Roman" w:hAnsi="Times New Roman" w:cs="Times New Roman"/>
         </w:rPr>
-        <w:t xml:space="preserve">, there are two </w:t>
+        <w:t xml:space="preserve"> </w:t>
+      </w:r>
+      <w:r>
+        <w:rPr>
+          <w:rFonts w:ascii="Times New Roman" w:hAnsi="Times New Roman" w:cs="Times New Roman"/>
+        </w:rPr>
+        <w:t xml:space="preserve">there are two </w:t>
       </w:r>
       <w:r>
         <w:rPr>
@@ -431,7 +497,7 @@
         <w:rPr>
           <w:rFonts w:ascii="Times New Roman" w:hAnsi="Times New Roman" w:cs="Times New Roman"/>
         </w:rPr>
-        <w:t>, and there</w:t>
+        <w:t xml:space="preserve"> and there</w:t>
       </w:r>
       <w:r>
         <w:rPr>
@@ -706,7 +772,13 @@
         <w:rPr>
           <w:rFonts w:ascii="Times New Roman" w:hAnsi="Times New Roman" w:cs="Times New Roman"/>
         </w:rPr>
-        <w:t>rav</w:t>
+        <w:t>R</w:t>
+      </w:r>
+      <w:r>
+        <w:rPr>
+          <w:rFonts w:ascii="Times New Roman" w:hAnsi="Times New Roman" w:cs="Times New Roman"/>
+        </w:rPr>
+        <w:t>av</w:t>
       </w:r>
       <w:r>
         <w:rPr>
@@ -762,7 +834,19 @@
         <w:rPr>
           <w:rFonts w:ascii="Times New Roman" w:hAnsi="Times New Roman" w:cs="Times New Roman"/>
         </w:rPr>
-        <w:t xml:space="preserve"> learned with these boys every day from 3:00 a.m. until 7:00 a.m. Pause. Think about that. After which time they went off to work. And that was the beginning of a </w:t>
+        <w:t xml:space="preserve"> learned with these boys every day from 3:00 a.m. until 7:00 a.m. Pause. Think about that. After which time they went off to work. </w:t>
+      </w:r>
+      <w:r>
+        <w:rPr>
+          <w:rFonts w:ascii="Times New Roman" w:hAnsi="Times New Roman" w:cs="Times New Roman"/>
+        </w:rPr>
+        <w:t>T</w:t>
+      </w:r>
+      <w:r>
+        <w:rPr>
+          <w:rFonts w:ascii="Times New Roman" w:hAnsi="Times New Roman" w:cs="Times New Roman"/>
+        </w:rPr>
+        <w:t xml:space="preserve">hat was the beginning of a </w:t>
       </w:r>
       <w:r>
         <w:rPr>
@@ -843,7 +927,19 @@
         <w:rPr>
           <w:rFonts w:ascii="Times New Roman" w:hAnsi="Times New Roman" w:cs="Times New Roman"/>
         </w:rPr>
-        <w:t>, we should certainly feel great delight over the Torah we have learned over the past year. But we too should be excited over what we are committing ourselves to learn for the year to come. Even if we know we could have achieved more with our time this past year, we can and should commit on this very special day to push ourselves harder. And with that determination, we</w:t>
+        <w:t xml:space="preserve">, we should certainly feel great delight over the Torah we have learned over the past year. But we too should be excited over what we are committing ourselves to learn for the year to come. Even if we know we could have achieved more with our time this past year, we can and should commit on this very special day to push ourselves harder. </w:t>
+      </w:r>
+      <w:r>
+        <w:rPr>
+          <w:rFonts w:ascii="Times New Roman" w:hAnsi="Times New Roman" w:cs="Times New Roman"/>
+        </w:rPr>
+        <w:t>W</w:t>
+      </w:r>
+      <w:r>
+        <w:rPr>
+          <w:rFonts w:ascii="Times New Roman" w:hAnsi="Times New Roman" w:cs="Times New Roman"/>
+        </w:rPr>
+        <w:t>ith that determination, we</w:t>
       </w:r>
       <w:r>
         <w:rPr>
